--- a/docs/email-templates.docx
+++ b/docs/email-templates.docx
@@ -2555,7 +2555,7 @@
       </w:r>
       <w:r>
         <w:rPr/>
-        <w:t xml:space="preserve"> The 2-minute version</w:t>
+        <w:t xml:space="preserve"> The short version</w:t>
       </w:r>
     </w:p>
     <w:p>
@@ -2627,53 +2627,30 @@
       </w:pPr>
       <w:r>
         <w:rPr/>
-        <w:t>Full breakdown:</w:t>
-      </w:r>
-    </w:p>
-    <w:p>
-      <w:pPr>
-        <w:pStyle w:val="PreformattedText"/>
-        <w:bidi w:val="0"/>
-        <w:jc w:val="left"/>
-        <w:rPr/>
-      </w:pPr>
-      <w:r>
-        <w:rPr/>
-      </w:r>
-    </w:p>
-    <w:p>
-      <w:pPr>
-        <w:pStyle w:val="PreformattedText"/>
-        <w:bidi w:val="0"/>
-        <w:jc w:val="left"/>
-        <w:rPr/>
-      </w:pPr>
-      <w:r>
-        <w:rPr/>
-        <w:t>See the 2-minute overview: {{demo_link}}</w:t>
-      </w:r>
-    </w:p>
-    <w:p>
-      <w:pPr>
-        <w:pStyle w:val="PreformattedText"/>
-        <w:bidi w:val="0"/>
-        <w:jc w:val="left"/>
-        <w:rPr/>
-      </w:pPr>
-      <w:r>
-        <w:rPr/>
-      </w:r>
-    </w:p>
-    <w:p>
-      <w:pPr>
-        <w:pStyle w:val="PreformattedText"/>
-        <w:bidi w:val="0"/>
-        <w:jc w:val="left"/>
-        <w:rPr/>
-      </w:pPr>
-      <w:r>
-        <w:rPr/>
-        <w:t>Want a live walkthrough instead? Just reply and I'll set it up.</w:t>
+        <w:t>Book a free demo: {{demo_link}}</w:t>
+      </w:r>
+    </w:p>
+    <w:p>
+      <w:pPr>
+        <w:pStyle w:val="PreformattedText"/>
+        <w:bidi w:val="0"/>
+        <w:jc w:val="left"/>
+        <w:rPr/>
+      </w:pPr>
+      <w:r>
+        <w:rPr/>
+      </w:r>
+    </w:p>
+    <w:p>
+      <w:pPr>
+        <w:pStyle w:val="PreformattedText"/>
+        <w:bidi w:val="0"/>
+        <w:jc w:val="left"/>
+        <w:rPr/>
+      </w:pPr>
+      <w:r>
+        <w:rPr/>
+        <w:t>Or just reply and I'll set up a live walkthrough.</w:t>
       </w:r>
     </w:p>
     <w:p>
@@ -2806,31 +2783,19 @@
       </w:pPr>
       <w:r>
         <w:rPr/>
-        <w:t>&lt;p&gt;Full breakdown:&lt;/p&gt;</w:t>
-      </w:r>
-    </w:p>
-    <w:p>
-      <w:pPr>
-        <w:pStyle w:val="PreformattedText"/>
-        <w:bidi w:val="0"/>
-        <w:jc w:val="left"/>
-        <w:rPr/>
-      </w:pPr>
-      <w:r>
-        <w:rPr/>
-        <w:t>&lt;p&gt;&lt;a href="{{demo_link}}" style="display:inline-block;background:#2563eb;color:#ffffff;padding:12px 22px;border-radius:6px;text-decoration:none"&gt;See the 2-minute overview&lt;/a&gt;&lt;/p&gt;</w:t>
-      </w:r>
-    </w:p>
-    <w:p>
-      <w:pPr>
-        <w:pStyle w:val="PreformattedText"/>
-        <w:bidi w:val="0"/>
-        <w:jc w:val="left"/>
-        <w:rPr/>
-      </w:pPr>
-      <w:r>
-        <w:rPr/>
-        <w:t>&lt;p&gt;Want a live walkthrough instead? Just reply and I'll set it up.&lt;/p&gt;</w:t>
+        <w:t>&lt;p&gt;&lt;a href="{{demo_link}}" style="display:inline-block;background:#2563eb;color:#ffffff;padding:12px 22px;border-radius:6px;text-decoration:none"&gt;Book a free demo&lt;/a&gt;&lt;/p&gt;</w:t>
+      </w:r>
+    </w:p>
+    <w:p>
+      <w:pPr>
+        <w:pStyle w:val="PreformattedText"/>
+        <w:bidi w:val="0"/>
+        <w:jc w:val="left"/>
+        <w:rPr/>
+      </w:pPr>
+      <w:r>
+        <w:rPr/>
+        <w:t>&lt;p&gt;Or just reply and I'll set up a live walkthrough.&lt;/p&gt;</w:t>
       </w:r>
     </w:p>
     <w:p>
